--- a/交付成果/第三轮修订版/第三轮4周版/读书会08_四圣谛（一）——苦与集_4周资料包（第三版修订）/Word版/第4周_集圣谛·无明与苦集的生活运用_主持人版.docx
+++ b/交付成果/第三轮修订版/第三轮4周版/读书会08_四圣谛（一）——苦与集_4周资料包（第三版修订）/Word版/第4周_集圣谛·无明与苦集的生活运用_主持人版.docx
@@ -8651,7 +8651,7 @@
           <w:i w:val="0"/>
           <w:sz w:val="22"/>
         </w:rPr>
-        <w:t>[00:07:27.700] 这个行呢，有你的意行，有你的语行，有你的身行，你造业了。对于凡夫来讲呢，不是善业就是不善业，没有其他的（注：原文此处音译严重失真，按教理注记——阿拉汉的唯作心不造业，故凡夫的行不落善恶二边者无）。但是这个行呢，一定是跟你的无明爱取相关的：你跟你的见解和看法相关。你什么样的观念、什么样的看法、什么样的认知，就决定着你对它采取什么行动。那些习惯，有好习惯，有坏习惯。好习惯要坚持，坏习惯就要改。</w:t>
+        <w:t>[01:07:27.700] 这个行呢，有你的意行，有你的语行，有你的身行，你造业了。对于凡夫来讲呢，不是善业就是不善业，没有其他的（注：原文此处音译严重失真，按教理注记——阿拉汉的唯作心不造业，故凡夫的行不落善恶二边者无）。但是这个行呢，一定是跟你的无明爱取相关的：你跟你的见解和看法相关。你什么样的观念、什么样的看法、什么样的认知，就决定着你对它采取什么行动。那些习惯，有好习惯，有坏习惯。好习惯要坚持，坏习惯就要改。</w:t>
       </w:r>
     </w:p>
     <w:p>

--- a/交付成果/第三轮修订版/第三轮4周版/读书会08_四圣谛（一）——苦与集_4周资料包（第三版修订）/Word版/第4周_集圣谛·无明与苦集的生活运用_主持人版.docx
+++ b/交付成果/第三轮修订版/第三轮4周版/读书会08_四圣谛（一）——苦与集_4周资料包（第三版修订）/Word版/第4周_集圣谛·无明与苦集的生活运用_主持人版.docx
@@ -4558,7 +4558,7 @@
                 <w:color w:val="333333"/>
                 <w:sz w:val="22"/>
               </w:rPr>
-              <w:t>[00:46:13.320] 啊，我们有一句话叫"果报如此，速行可变"啊。果报如此呢，就是你每天看到、听到、尝到、闻到，身体接触到，全是果报。啊，果报出现，它最好的方式是什么呢？就是接受。因为它已经是（果）了（注："集体"转写失真，据上下文校读），已经、已经化学反应已经完成了。啊，比如说你把钠倒到水里面去，那产生一个——这个——氢氧化钠还有氢气，对吧？比如说你想让它不产生、不产生、不产生，你不可能啊，已经产生的——就（是）已经发生的，它不可能不产生。所以，那么我们人的很多烦恼——</w:t>
+              <w:t>[00:46:13.320] 啊，我们有一句话叫"果报如此，速行可变"啊。果报如此呢，就是你每天看到、听到、尝到、闻到，身体接触到，全是果报。啊，果报出现，它最好的方式是什么呢？就是接受。因为它已经是（果）了，已经、已经化学反应已经完成了。啊，比如说你把钠倒到水里面去，那产生一个——这个——氢氧化钠还有氢气，对吧？比如说你想让它不产生、不产生、不产生，你不可能啊，已经产生的——就（是）已经发生的，它不可能不产生。所以，那么我们人的很多烦恼——</w:t>
             </w:r>
           </w:p>
           <w:p>
